--- a/worlds/marva-lydell/world-files/files/DB_Echocardiogram_Report.docx
+++ b/worlds/marva-lydell/world-files/files/DB_Echocardiogram_Report.docx
@@ -265,7 +265,7 @@
           <w:szCs w:val="20"/>
           <w:rtl w:val="0"/>
         </w:rPr>
-        <w:t xml:space="preserve">Wall motion: [normal / regional abnormalities — specify territory]</w:t>
+        <w:t xml:space="preserve">Wall motion: [normal / regional abnormalities - specify territory]</w:t>
       </w:r>
     </w:p>
     <w:p>
@@ -466,7 +466,7 @@
           <w:szCs w:val="20"/>
           <w:rtl w:val="0"/>
         </w:rPr>
-        <w:t xml:space="preserve">IVC: [size, collapsibility — RAP estimate]</w:t>
+        <w:t xml:space="preserve">IVC: [size, collapsibility - RAP estimate]</w:t>
       </w:r>
     </w:p>
     <w:p>
